--- a/Bases de Datos II/Kit docente/Proyecto Integrador/Guia Docente PI - Bases de Datos II - 2026-2.docx
+++ b/Bases de Datos II/Kit docente/Proyecto Integrador/Guia Docente PI - Bases de Datos II - 2026-2.docx
@@ -479,7 +479,7 @@
                 <w:color w:val="2B2B2B"/>
                 <w:sz w:val="20"/>
               </w:rPr>
-              <w:t>Parcial 3 (virtual síncrona) + ensayo de presentación PI</w:t>
+              <w:t>Parcial 3 (virtual síncrona · solo evaluación: el ensayo fue en la sesión 10)</w:t>
             </w:r>
           </w:p>
         </w:tc>
@@ -499,7 +499,7 @@
                 <w:color w:val="2B2B2B"/>
                 <w:sz w:val="20"/>
               </w:rPr>
-              <w:t>13</w:t>
+              <w:t>—</w:t>
             </w:r>
           </w:p>
         </w:tc>
@@ -517,7 +517,7 @@
                 <w:color w:val="2B2B2B"/>
                 <w:sz w:val="20"/>
               </w:rPr>
-              <w:t>16/11</w:t>
+              <w:t>15/11</w:t>
             </w:r>
           </w:p>
         </w:tc>
@@ -535,7 +535,7 @@
                 <w:color w:val="2B2B2B"/>
                 <w:sz w:val="20"/>
               </w:rPr>
-              <w:t>Clase 15</w:t>
+              <w:t>—</w:t>
             </w:r>
           </w:p>
         </w:tc>
@@ -553,7 +553,77 @@
                 <w:color w:val="2B2B2B"/>
                 <w:sz w:val="20"/>
               </w:rPr>
-              <w:t>Sesión síncrona de sustentaciones: turnos, preguntas y cierre</w:t>
+              <w:t>Cierra la entrega en ExamLab (domingo, 11:59 p. m.): un .zip + enlace por estudiante</w:t>
+            </w:r>
+          </w:p>
+        </w:tc>
+      </w:tr>
+      <w:tr>
+        <w:tc>
+          <w:tcPr>
+            <w:tcW w:type="dxa" w:w="2448"/>
+          </w:tcPr>
+          <w:p>
+            <w:r/>
+            <w:r>
+              <w:rPr>
+                <w:rFonts w:ascii="Calibri" w:hAnsi="Calibri" w:eastAsia="Calibri"/>
+                <w:b w:val="0"/>
+                <w:color w:val="2B2B2B"/>
+                <w:sz w:val="20"/>
+              </w:rPr>
+              <w:t>13</w:t>
+            </w:r>
+          </w:p>
+        </w:tc>
+        <w:tc>
+          <w:tcPr>
+            <w:tcW w:type="dxa" w:w="2448"/>
+          </w:tcPr>
+          <w:p>
+            <w:r/>
+            <w:r>
+              <w:rPr>
+                <w:rFonts w:ascii="Calibri" w:hAnsi="Calibri" w:eastAsia="Calibri"/>
+                <w:b w:val="0"/>
+                <w:color w:val="2B2B2B"/>
+                <w:sz w:val="20"/>
+              </w:rPr>
+              <w:t>16/11</w:t>
+            </w:r>
+          </w:p>
+        </w:tc>
+        <w:tc>
+          <w:tcPr>
+            <w:tcW w:type="dxa" w:w="2448"/>
+          </w:tcPr>
+          <w:p>
+            <w:r/>
+            <w:r>
+              <w:rPr>
+                <w:rFonts w:ascii="Calibri" w:hAnsi="Calibri" w:eastAsia="Calibri"/>
+                <w:b w:val="0"/>
+                <w:color w:val="2B2B2B"/>
+                <w:sz w:val="20"/>
+              </w:rPr>
+              <w:t>Clase 15</w:t>
+            </w:r>
+          </w:p>
+        </w:tc>
+        <w:tc>
+          <w:tcPr>
+            <w:tcW w:type="dxa" w:w="2448"/>
+          </w:tcPr>
+          <w:p>
+            <w:r/>
+            <w:r>
+              <w:rPr>
+                <w:rFonts w:ascii="Calibri" w:hAnsi="Calibri" w:eastAsia="Calibri"/>
+                <w:b w:val="0"/>
+                <w:color w:val="2B2B2B"/>
+                <w:sz w:val="20"/>
+              </w:rPr>
+              <w:t>Sesión síncrona de sustentaciones: turnos de 20 min (15 + 5), preguntas y cierre</w:t>
             </w:r>
           </w:p>
         </w:tc>
@@ -564,6 +634,81 @@
         <w:spacing w:after="80" w:before="0"/>
         <w:jc w:val="left"/>
       </w:pPr>
+    </w:p>
+    <w:p>
+      <w:pPr>
+        <w:spacing w:after="120" w:before="240"/>
+        <w:jc w:val="left"/>
+      </w:pPr>
+      <w:r>
+        <w:rPr>
+          <w:rFonts w:ascii="Calibri" w:hAnsi="Calibri" w:eastAsia="Calibri"/>
+          <w:b/>
+          <w:color w:val="095292"/>
+          <w:sz w:val="24"/>
+        </w:rPr>
+        <w:t>Entrega y sustentación (común a los cinco cursos)</w:t>
+      </w:r>
+    </w:p>
+    <w:p>
+      <w:pPr>
+        <w:pStyle w:val="ListBullet"/>
+        <w:spacing w:after="40"/>
+      </w:pPr>
+      <w:r>
+        <w:rPr>
+          <w:rFonts w:ascii="Calibri" w:hAnsi="Calibri" w:eastAsia="Calibri"/>
+          <w:b w:val="0"/>
+          <w:color w:val="2B2B2B"/>
+          <w:sz w:val="22"/>
+        </w:rPr>
+        <w:t>Plazo único en ExamLab: domingo 15 de noviembre de 2026, 11:59 p. m..</w:t>
+      </w:r>
+    </w:p>
+    <w:p>
+      <w:pPr>
+        <w:pStyle w:val="ListBullet"/>
+        <w:spacing w:after="40"/>
+      </w:pPr>
+      <w:r>
+        <w:rPr>
+          <w:rFonts w:ascii="Calibri" w:hAnsi="Calibri" w:eastAsia="Calibri"/>
+          <w:b w:val="0"/>
+          <w:color w:val="2B2B2B"/>
+          <w:sz w:val="22"/>
+        </w:rPr>
+        <w:t>Se sube un solo archivo .zip con todo —código, documentos, diagramas y capturas—; dentro puede ir cualquier tipo de archivo, y pesa como máximo 50 MB, y el enlace al repositorio de GitHub o a la carpeta de Drive del proyecto (obligatorio).</w:t>
+      </w:r>
+    </w:p>
+    <w:p>
+      <w:pPr>
+        <w:pStyle w:val="ListBullet"/>
+        <w:spacing w:after="40"/>
+      </w:pPr>
+      <w:r>
+        <w:rPr>
+          <w:rFonts w:ascii="Calibri" w:hAnsi="Calibri" w:eastAsia="Calibri"/>
+          <w:b w:val="0"/>
+          <w:color w:val="2B2B2B"/>
+          <w:sz w:val="22"/>
+        </w:rPr>
+        <w:t>Una sola entrega por estudiante, aunque haya equipo autorizado.</w:t>
+      </w:r>
+    </w:p>
+    <w:p>
+      <w:pPr>
+        <w:pStyle w:val="ListBullet"/>
+        <w:spacing w:after="40"/>
+      </w:pPr>
+      <w:r>
+        <w:rPr>
+          <w:rFonts w:ascii="Calibri" w:hAnsi="Calibri" w:eastAsia="Calibri"/>
+          <w:b w:val="0"/>
+          <w:color w:val="2B2B2B"/>
+          <w:sz w:val="22"/>
+        </w:rPr>
+        <w:t>Sustentación: lunes 16/11 (festivo, sí hay clase), por Meet: 15 minutos de exposición + 5 minutos de preguntas (turno de 20 minutos).</w:t>
+      </w:r>
     </w:p>
     <w:p>
       <w:pPr>
@@ -667,7 +812,7 @@
           <w:color w:val="2B2B2B"/>
           <w:sz w:val="22"/>
         </w:rPr>
-        <w:t>Informe+sustentación (15): 5–8 min; preguntas cruzadas al azar sobre cualquier parte del trabajo.</w:t>
+        <w:t>Informe+sustentación (15): 15 min de exposición + 5 de preguntas; preguntas cruzadas al azar sobre cualquier parte del trabajo.</w:t>
       </w:r>
     </w:p>
     <w:p>
@@ -697,7 +842,7 @@
           <w:color w:val="2B2B2B"/>
           <w:sz w:val="22"/>
         </w:rPr>
-        <w:t>Enlace o ZIP: scripts .sql, diagrama, informe.</w:t>
+        <w:t>El .zip (scripts .sql, diagrama, informe, capturas) Y el enlace al repositorio o a la carpeta de Drive: los dos son obligatorios.</w:t>
       </w:r>
     </w:p>
     <w:p>

--- a/Bases de Datos II/Kit docente/Proyecto Integrador/Guia Docente PI - Bases de Datos II - 2026-2.docx
+++ b/Bases de Datos II/Kit docente/Proyecto Integrador/Guia Docente PI - Bases de Datos II - 2026-2.docx
@@ -553,7 +553,7 @@
                 <w:color w:val="2B2B2B"/>
                 <w:sz w:val="20"/>
               </w:rPr>
-              <w:t>Cierra la entrega en ExamLab (domingo, 11:59 p. m.): un .zip + enlace por estudiante</w:t>
+              <w:t>Cierra la entrega en ExamLab (domingo, 11:59 p. m.): cada integrante sube el .zip + enlace del equipo</w:t>
             </w:r>
           </w:p>
         </w:tc>
@@ -692,7 +692,7 @@
           <w:color w:val="2B2B2B"/>
           <w:sz w:val="22"/>
         </w:rPr>
-        <w:t>Una sola entrega por estudiante, aunque haya equipo autorizado.</w:t>
+        <w:t>En equipo de 4 a 5 integrantes (máximo 5). Cada integrante sube el .zip del equipo desde su cuenta: una entrega por estudiante.</w:t>
       </w:r>
     </w:p>
     <w:p>
@@ -707,7 +707,7 @@
           <w:color w:val="2B2B2B"/>
           <w:sz w:val="22"/>
         </w:rPr>
-        <w:t>Sustentación: lunes 16/11 (festivo, sí hay clase), por Meet: 15 minutos de exposición + 5 minutos de preguntas (turno de 20 minutos).</w:t>
+        <w:t>Sustentación: lunes 16/11 (festivo, sí hay clase), por Meet: 15 minutos de exposición + 5 minutos de preguntas por equipo (turno de 20 minutos); hablan todos los integrantes.</w:t>
       </w:r>
     </w:p>
     <w:p>
@@ -872,7 +872,7 @@
           <w:color w:val="2B2B2B"/>
           <w:sz w:val="22"/>
         </w:rPr>
-        <w:t>Reparto del guion por bloques temáticos (y, si hubo equipo autorizado, quién presentó qué).</w:t>
+        <w:t>Reparto del guion por bloques temáticos y quién del equipo presenta qué.</w:t>
       </w:r>
     </w:p>
     <w:p>

--- a/Bases de Datos II/Kit docente/Proyecto Integrador/Guia Docente PI - Bases de Datos II - 2026-2.docx
+++ b/Bases de Datos II/Kit docente/Proyecto Integrador/Guia Docente PI - Bases de Datos II - 2026-2.docx
@@ -692,7 +692,7 @@
           <w:color w:val="2B2B2B"/>
           <w:sz w:val="22"/>
         </w:rPr>
-        <w:t>En equipo de 4 a 5 integrantes (máximo 5). Cada integrante sube el .zip del equipo desde su cuenta: una entrega por estudiante.</w:t>
+        <w:t>Proyecto en equipo de 4 a 5 integrantes (máximo 5); solo el proyecto, los demás entregables conservan su modalidad. Cada integrante sube el .zip del equipo desde su cuenta: una entrega por estudiante.</w:t>
       </w:r>
     </w:p>
     <w:p>

--- a/Bases de Datos II/Kit docente/Proyecto Integrador/Guia Docente PI - Bases de Datos II - 2026-2.docx
+++ b/Bases de Datos II/Kit docente/Proyecto Integrador/Guia Docente PI - Bases de Datos II - 2026-2.docx
@@ -647,7 +647,7 @@
           <w:color w:val="095292"/>
           <w:sz w:val="24"/>
         </w:rPr>
-        <w:t>Entrega y sustentación (común a los cinco cursos)</w:t>
+        <w:t>Entrega y sustentación</w:t>
       </w:r>
     </w:p>
     <w:p>
@@ -662,7 +662,7 @@
           <w:color w:val="2B2B2B"/>
           <w:sz w:val="22"/>
         </w:rPr>
-        <w:t>Plazo único en ExamLab: domingo 15 de noviembre de 2026, 11:59 p. m..</w:t>
+        <w:t>Plazo único en ExamLab: domingo 15 de noviembre de 2026, 11:59 p. m.. Un solo archivo .zip —dentro puede ir cualquier tipo de archivo; máximo 50 MB—, y el repositorio de GitHub o la carpeta de Drive del equipo, con los mismos scripts (obligatorio).</w:t>
       </w:r>
     </w:p>
     <w:p>
@@ -677,7 +677,25 @@
           <w:color w:val="2B2B2B"/>
           <w:sz w:val="22"/>
         </w:rPr>
-        <w:t>Se sube un solo archivo .zip con todo —código, documentos, diagramas y capturas—; dentro puede ir cualquier tipo de archivo, y pesa como máximo 50 MB, y el enlace al repositorio de GitHub o a la carpeta de Drive del proyecto (obligatorio).</w:t>
+        <w:t xml:space="preserve">Proyecto en equipo de 4 a 5 integrantes (máximo 5) —solo el proyecto: los demás entregables conservan su modalidad—. </w:t>
+      </w:r>
+      <w:r>
+        <w:rPr>
+          <w:rFonts w:ascii="Calibri" w:hAnsi="Calibri" w:eastAsia="Calibri"/>
+          <w:b/>
+          <w:color w:val="2B2B2B"/>
+          <w:sz w:val="22"/>
+        </w:rPr>
+        <w:t>Cada integrante sube la entrega del equipo</w:t>
+      </w:r>
+      <w:r>
+        <w:rPr>
+          <w:rFonts w:ascii="Calibri" w:hAnsi="Calibri" w:eastAsia="Calibri"/>
+          <w:b w:val="0"/>
+          <w:color w:val="2B2B2B"/>
+          <w:sz w:val="22"/>
+        </w:rPr>
+        <w:t xml:space="preserve"> desde su propia cuenta: el mismo .zip y el mismo enlace; una sola entrega por estudiante.</w:t>
       </w:r>
     </w:p>
     <w:p>
@@ -692,7 +710,7 @@
           <w:color w:val="2B2B2B"/>
           <w:sz w:val="22"/>
         </w:rPr>
-        <w:t>Proyecto en equipo de 4 a 5 integrantes (máximo 5); solo el proyecto, los demás entregables conservan su modalidad. Cada integrante sube el .zip del equipo desde su cuenta: una entrega por estudiante.</w:t>
+        <w:t>Sustentación: lunes 16/11/2026, en la última clase (sesión 13; es festivo, pero sí hay clase), por Meet: 15 minutos de exposición + 5 minutos de preguntas por equipo (turno de 20 minutos); hablan todos los integrantes.</w:t>
       </w:r>
     </w:p>
     <w:p>
@@ -707,8 +725,227 @@
           <w:color w:val="2B2B2B"/>
           <w:sz w:val="22"/>
         </w:rPr>
-        <w:t>Sustentación: lunes 16/11 (festivo, sí hay clase), por Meet: 15 minutos de exposición + 5 minutos de preguntas por equipo (turno de 20 minutos); hablan todos los integrantes.</w:t>
+        <w:t>Lo que deben mostrar: ejecutar en vivo un procedimiento y un disparador con sus casos de prueba, y una consulta antes y después de optimizarla.</w:t>
       </w:r>
+    </w:p>
+    <w:p>
+      <w:pPr>
+        <w:spacing w:after="80" w:before="160"/>
+        <w:jc w:val="left"/>
+      </w:pPr>
+      <w:r>
+        <w:rPr>
+          <w:rFonts w:ascii="Calibri" w:hAnsi="Calibri" w:eastAsia="Calibri"/>
+          <w:b/>
+          <w:color w:val="269CCB"/>
+          <w:sz w:val="22"/>
+        </w:rPr>
+        <w:t>Qué revisar en el .zip</w:t>
+      </w:r>
+    </w:p>
+    <w:tbl>
+      <w:tblPr>
+        <w:tblStyle w:val="TableGrid"/>
+        <w:tblW w:type="auto" w:w="0"/>
+        <w:tblLayout w:type="fixed"/>
+        <w:tblLook w:firstColumn="1" w:firstRow="1" w:lastColumn="0" w:lastRow="0" w:noHBand="0" w:noVBand="1" w:val="04A0"/>
+      </w:tblPr>
+      <w:tblGrid>
+        <w:gridCol w:w="4896"/>
+        <w:gridCol w:w="4896"/>
+      </w:tblGrid>
+      <w:tr>
+        <w:tc>
+          <w:tcPr>
+            <w:tcW w:type="dxa" w:w="2448"/>
+            <w:shd w:val="clear" w:fill="095292"/>
+          </w:tcPr>
+          <w:p>
+            <w:r/>
+            <w:r>
+              <w:rPr>
+                <w:rFonts w:ascii="Calibri" w:hAnsi="Calibri" w:eastAsia="Calibri"/>
+                <w:b/>
+                <w:color w:val="FFFFFF"/>
+                <w:sz w:val="20"/>
+              </w:rPr>
+              <w:t>En el .zip</w:t>
+            </w:r>
+          </w:p>
+        </w:tc>
+        <w:tc>
+          <w:tcPr>
+            <w:tcW w:type="dxa" w:w="7344"/>
+            <w:shd w:val="clear" w:fill="095292"/>
+          </w:tcPr>
+          <w:p>
+            <w:r/>
+            <w:r>
+              <w:rPr>
+                <w:rFonts w:ascii="Calibri" w:hAnsi="Calibri" w:eastAsia="Calibri"/>
+                <w:b/>
+                <w:color w:val="FFFFFF"/>
+                <w:sz w:val="20"/>
+              </w:rPr>
+              <w:t>Qué debe traer</w:t>
+            </w:r>
+          </w:p>
+        </w:tc>
+      </w:tr>
+      <w:tr>
+        <w:tc>
+          <w:tcPr>
+            <w:tcW w:type="dxa" w:w="2448"/>
+          </w:tcPr>
+          <w:p>
+            <w:r/>
+            <w:r>
+              <w:rPr>
+                <w:rFonts w:ascii="Calibri" w:hAnsi="Calibri" w:eastAsia="Calibri"/>
+                <w:b w:val="0"/>
+                <w:color w:val="2B2B2B"/>
+                <w:sz w:val="20"/>
+              </w:rPr>
+              <w:t>scripts/</w:t>
+            </w:r>
+          </w:p>
+        </w:tc>
+        <w:tc>
+          <w:tcPr>
+            <w:tcW w:type="dxa" w:w="7344"/>
+          </w:tcPr>
+          <w:p>
+            <w:r/>
+            <w:r>
+              <w:rPr>
+                <w:rFonts w:ascii="Calibri" w:hAnsi="Calibri" w:eastAsia="Calibri"/>
+                <w:b w:val="0"/>
+                <w:color w:val="2B2B2B"/>
+                <w:sz w:val="20"/>
+              </w:rPr>
+              <w:t>Los scripts SQL, numerados en el orden en que se ejecutan: el DDL (tablas, llaves y restricciones), los roles y privilegios, los procedimientos, funciones y disparadores con sus casos de prueba, y las consultas de optimización antes y después. Corren en PostgreSQL tal cual, sin retoques.</w:t>
+            </w:r>
+          </w:p>
+        </w:tc>
+      </w:tr>
+      <w:tr>
+        <w:tc>
+          <w:tcPr>
+            <w:tcW w:type="dxa" w:w="2448"/>
+            <w:shd w:val="clear" w:fill="F2F2F2"/>
+          </w:tcPr>
+          <w:p>
+            <w:r/>
+            <w:r>
+              <w:rPr>
+                <w:rFonts w:ascii="Calibri" w:hAnsi="Calibri" w:eastAsia="Calibri"/>
+                <w:b w:val="0"/>
+                <w:color w:val="2B2B2B"/>
+                <w:sz w:val="20"/>
+              </w:rPr>
+              <w:t>Diagrama ER</w:t>
+            </w:r>
+          </w:p>
+        </w:tc>
+        <w:tc>
+          <w:tcPr>
+            <w:tcW w:type="dxa" w:w="7344"/>
+            <w:shd w:val="clear" w:fill="F2F2F2"/>
+          </w:tcPr>
+          <w:p>
+            <w:r/>
+            <w:r>
+              <w:rPr>
+                <w:rFonts w:ascii="Calibri" w:hAnsi="Calibri" w:eastAsia="Calibri"/>
+                <w:b w:val="0"/>
+                <w:color w:val="2B2B2B"/>
+                <w:sz w:val="20"/>
+              </w:rPr>
+              <w:t>El modelo exportado en PNG o SVG: el mismo que implementa el DDL.</w:t>
+            </w:r>
+          </w:p>
+        </w:tc>
+      </w:tr>
+      <w:tr>
+        <w:tc>
+          <w:tcPr>
+            <w:tcW w:type="dxa" w:w="2448"/>
+          </w:tcPr>
+          <w:p>
+            <w:r/>
+            <w:r>
+              <w:rPr>
+                <w:rFonts w:ascii="Calibri" w:hAnsi="Calibri" w:eastAsia="Calibri"/>
+                <w:b w:val="0"/>
+                <w:color w:val="2B2B2B"/>
+                <w:sz w:val="20"/>
+              </w:rPr>
+              <w:t>Informe</w:t>
+            </w:r>
+          </w:p>
+        </w:tc>
+        <w:tc>
+          <w:tcPr>
+            <w:tcW w:type="dxa" w:w="7344"/>
+          </w:tcPr>
+          <w:p>
+            <w:r/>
+            <w:r>
+              <w:rPr>
+                <w:rFonts w:ascii="Calibri" w:hAnsi="Calibri" w:eastAsia="Calibri"/>
+                <w:b w:val="0"/>
+                <w:color w:val="2B2B2B"/>
+                <w:sz w:val="20"/>
+              </w:rPr>
+              <w:t>PDF o DOCX: el plan de respaldo y recuperación, la justificación de cada optimización y el contrato de integración app ↔ BD con su ejemplo.</w:t>
+            </w:r>
+          </w:p>
+        </w:tc>
+      </w:tr>
+      <w:tr>
+        <w:tc>
+          <w:tcPr>
+            <w:tcW w:type="dxa" w:w="2448"/>
+            <w:shd w:val="clear" w:fill="F2F2F2"/>
+          </w:tcPr>
+          <w:p>
+            <w:r/>
+            <w:r>
+              <w:rPr>
+                <w:rFonts w:ascii="Calibri" w:hAnsi="Calibri" w:eastAsia="Calibri"/>
+                <w:b w:val="0"/>
+                <w:color w:val="2B2B2B"/>
+                <w:sz w:val="20"/>
+              </w:rPr>
+              <w:t>capturas/</w:t>
+            </w:r>
+          </w:p>
+        </w:tc>
+        <w:tc>
+          <w:tcPr>
+            <w:tcW w:type="dxa" w:w="7344"/>
+            <w:shd w:val="clear" w:fill="F2F2F2"/>
+          </w:tcPr>
+          <w:p>
+            <w:r/>
+            <w:r>
+              <w:rPr>
+                <w:rFonts w:ascii="Calibri" w:hAnsi="Calibri" w:eastAsia="Calibri"/>
+                <w:b w:val="0"/>
+                <w:color w:val="2B2B2B"/>
+                <w:sz w:val="20"/>
+              </w:rPr>
+              <w:t>La ejecución de los scripts y de los casos de prueba, con la salida visible.</w:t>
+            </w:r>
+          </w:p>
+        </w:tc>
+      </w:tr>
+    </w:tbl>
+    <w:p>
+      <w:pPr>
+        <w:spacing w:after="80" w:before="0"/>
+        <w:jc w:val="left"/>
+      </w:pPr>
     </w:p>
     <w:p>
       <w:pPr>
@@ -827,37 +1064,7 @@
           <w:color w:val="095292"/>
           <w:sz w:val="24"/>
         </w:rPr>
-        <w:t>Evidencias a pedir</w:t>
-      </w:r>
-    </w:p>
-    <w:p>
-      <w:pPr>
-        <w:pStyle w:val="ListBullet"/>
-        <w:spacing w:after="40"/>
-      </w:pPr>
-      <w:r>
-        <w:rPr>
-          <w:rFonts w:ascii="Calibri" w:hAnsi="Calibri" w:eastAsia="Calibri"/>
-          <w:b w:val="0"/>
-          <w:color w:val="2B2B2B"/>
-          <w:sz w:val="22"/>
-        </w:rPr>
-        <w:t>El .zip (scripts .sql, diagrama, informe, capturas) Y el enlace al repositorio o a la carpeta de Drive: los dos son obligatorios.</w:t>
-      </w:r>
-    </w:p>
-    <w:p>
-      <w:pPr>
-        <w:pStyle w:val="ListBullet"/>
-        <w:spacing w:after="40"/>
-      </w:pPr>
-      <w:r>
-        <w:rPr>
-          <w:rFonts w:ascii="Calibri" w:hAnsi="Calibri" w:eastAsia="Calibri"/>
-          <w:b w:val="0"/>
-          <w:color w:val="2B2B2B"/>
-          <w:sz w:val="22"/>
-        </w:rPr>
-        <w:t>Capturas de ejecución en Live SQL / DB Fiddle.</w:t>
+        <w:t>En la sustentación, además</w:t>
       </w:r>
     </w:p>
     <w:p>

--- a/Bases de Datos II/Kit docente/Proyecto Integrador/Guia Docente PI - Bases de Datos II - 2026-2.docx
+++ b/Bases de Datos II/Kit docente/Proyecto Integrador/Guia Docente PI - Bases de Datos II - 2026-2.docx
@@ -662,7 +662,7 @@
           <w:color w:val="2B2B2B"/>
           <w:sz w:val="22"/>
         </w:rPr>
-        <w:t>Plazo único en ExamLab: domingo 15 de noviembre de 2026, 11:59 p. m.. Un solo archivo .zip —dentro puede ir cualquier tipo de archivo; máximo 50 MB—, y el repositorio de GitHub o la carpeta de Drive del equipo, con los mismos scripts (obligatorio).</w:t>
+        <w:t>Plazo único en ExamLab: domingo 15 de noviembre de 2026, 11:59 p. m.. Un solo archivo .zip —dentro puede ir cualquier tipo de archivo; máximo 50 MB—, y el repositorio de GitHub o la carpeta de Drive del equipo, con los mismos archivos (obligatorio). Los estudiantes tienen la carpeta «Plantilla de entrega» con la forma exacta del .zip.</w:t>
       </w:r>
     </w:p>
     <w:p>
@@ -710,7 +710,7 @@
           <w:color w:val="2B2B2B"/>
           <w:sz w:val="22"/>
         </w:rPr>
-        <w:t>Sustentación: lunes 16/11/2026, en la última clase (sesión 13; es festivo, pero sí hay clase), por Meet: 15 minutos de exposición + 5 minutos de preguntas por equipo (turno de 20 minutos); hablan todos los integrantes.</w:t>
+        <w:t>Sustentación: lunes 16/11/2026, en la última clase (es festivo, pero sí hay clase), por Meet: 15 minutos de exposición + 5 minutos de preguntas por equipo (turno de 20 minutos); hablan todos los integrantes.</w:t>
       </w:r>
     </w:p>
     <w:p>
@@ -757,7 +757,7 @@
       <w:tr>
         <w:tc>
           <w:tcPr>
-            <w:tcW w:type="dxa" w:w="2448"/>
+            <w:tcW w:type="dxa" w:w="2736"/>
             <w:shd w:val="clear" w:fill="095292"/>
           </w:tcPr>
           <w:p>
@@ -769,13 +769,13 @@
                 <w:color w:val="FFFFFF"/>
                 <w:sz w:val="20"/>
               </w:rPr>
-              <w:t>En el .zip</w:t>
+              <w:t>Pieza</w:t>
             </w:r>
           </w:p>
         </w:tc>
         <w:tc>
           <w:tcPr>
-            <w:tcW w:type="dxa" w:w="7344"/>
+            <w:tcW w:type="dxa" w:w="7056"/>
             <w:shd w:val="clear" w:fill="095292"/>
           </w:tcPr>
           <w:p>
@@ -795,7 +795,7 @@
       <w:tr>
         <w:tc>
           <w:tcPr>
-            <w:tcW w:type="dxa" w:w="2448"/>
+            <w:tcW w:type="dxa" w:w="2736"/>
           </w:tcPr>
           <w:p>
             <w:r/>
@@ -806,13 +806,13 @@
                 <w:color w:val="2B2B2B"/>
                 <w:sz w:val="20"/>
               </w:rPr>
-              <w:t>scripts/</w:t>
+              <w:t>Informe.docx</w:t>
             </w:r>
           </w:p>
         </w:tc>
         <w:tc>
           <w:tcPr>
-            <w:tcW w:type="dxa" w:w="7344"/>
+            <w:tcW w:type="dxa" w:w="7056"/>
           </w:tcPr>
           <w:p>
             <w:r/>
@@ -823,7 +823,7 @@
                 <w:color w:val="2B2B2B"/>
                 <w:sz w:val="20"/>
               </w:rPr>
-              <w:t>Los scripts SQL, numerados en el orden en que se ejecutan: el DDL (tablas, llaves y restricciones), los roles y privilegios, los procedimientos, funciones y disparadores con sus casos de prueba, y las consultas de optimización antes y después. Corren en PostgreSQL tal cual, sin retoques.</w:t>
+              <w:t>Las secciones de la plantilla: portada con integrantes, modelo, seguridad y respaldo (con el plan de respaldo y recuperación), objetos programables, optimización, integración app ↔ BD y cómo correr los scripts.</w:t>
             </w:r>
           </w:p>
         </w:tc>
@@ -831,7 +831,7 @@
       <w:tr>
         <w:tc>
           <w:tcPr>
-            <w:tcW w:type="dxa" w:w="2448"/>
+            <w:tcW w:type="dxa" w:w="2736"/>
             <w:shd w:val="clear" w:fill="F2F2F2"/>
           </w:tcPr>
           <w:p>
@@ -843,13 +843,13 @@
                 <w:color w:val="2B2B2B"/>
                 <w:sz w:val="20"/>
               </w:rPr>
-              <w:t>Diagrama ER</w:t>
+              <w:t>Diagrama ER.png</w:t>
             </w:r>
           </w:p>
         </w:tc>
         <w:tc>
           <w:tcPr>
-            <w:tcW w:type="dxa" w:w="7344"/>
+            <w:tcW w:type="dxa" w:w="7056"/>
             <w:shd w:val="clear" w:fill="F2F2F2"/>
           </w:tcPr>
           <w:p>
@@ -861,7 +861,7 @@
                 <w:color w:val="2B2B2B"/>
                 <w:sz w:val="20"/>
               </w:rPr>
-              <w:t>El modelo exportado en PNG o SVG: el mismo que implementa el DDL.</w:t>
+              <w:t>Las entidades del caso Huellitas (ver el anexo), con sus llaves y cardinalidades. Coincide con el DDL.</w:t>
             </w:r>
           </w:p>
         </w:tc>
@@ -869,7 +869,7 @@
       <w:tr>
         <w:tc>
           <w:tcPr>
-            <w:tcW w:type="dxa" w:w="2448"/>
+            <w:tcW w:type="dxa" w:w="2736"/>
           </w:tcPr>
           <w:p>
             <w:r/>
@@ -880,13 +880,13 @@
                 <w:color w:val="2B2B2B"/>
                 <w:sz w:val="20"/>
               </w:rPr>
-              <w:t>Informe</w:t>
+              <w:t>01_ddl.sql</w:t>
             </w:r>
           </w:p>
         </w:tc>
         <w:tc>
           <w:tcPr>
-            <w:tcW w:type="dxa" w:w="7344"/>
+            <w:tcW w:type="dxa" w:w="7056"/>
           </w:tcPr>
           <w:p>
             <w:r/>
@@ -897,7 +897,7 @@
                 <w:color w:val="2B2B2B"/>
                 <w:sz w:val="20"/>
               </w:rPr>
-              <w:t>PDF o DOCX: el plan de respaldo y recuperación, la justificación de cada optimización y el contrato de integración app ↔ BD con su ejemplo.</w:t>
+              <w:t>Todas las tablas, con llaves primarias y foráneas y las restricciones de las reglas del negocio.</w:t>
             </w:r>
           </w:p>
         </w:tc>
@@ -905,8 +905,119 @@
       <w:tr>
         <w:tc>
           <w:tcPr>
-            <w:tcW w:type="dxa" w:w="2448"/>
+            <w:tcW w:type="dxa" w:w="2736"/>
             <w:shd w:val="clear" w:fill="F2F2F2"/>
+          </w:tcPr>
+          <w:p>
+            <w:r/>
+            <w:r>
+              <w:rPr>
+                <w:rFonts w:ascii="Calibri" w:hAnsi="Calibri" w:eastAsia="Calibri"/>
+                <w:b w:val="0"/>
+                <w:color w:val="2B2B2B"/>
+                <w:sz w:val="20"/>
+              </w:rPr>
+              <w:t>02_roles_y_privilegios.sql</w:t>
+            </w:r>
+          </w:p>
+        </w:tc>
+        <w:tc>
+          <w:tcPr>
+            <w:tcW w:type="dxa" w:w="7056"/>
+            <w:shd w:val="clear" w:fill="F2F2F2"/>
+          </w:tcPr>
+          <w:p>
+            <w:r/>
+            <w:r>
+              <w:rPr>
+                <w:rFonts w:ascii="Calibri" w:hAnsi="Calibri" w:eastAsia="Calibri"/>
+                <w:b w:val="0"/>
+                <w:color w:val="2B2B2B"/>
+                <w:sz w:val="20"/>
+              </w:rPr>
+              <w:t>Al menos 2 roles con privilegios distintos.</w:t>
+            </w:r>
+          </w:p>
+        </w:tc>
+      </w:tr>
+      <w:tr>
+        <w:tc>
+          <w:tcPr>
+            <w:tcW w:type="dxa" w:w="2736"/>
+          </w:tcPr>
+          <w:p>
+            <w:r/>
+            <w:r>
+              <w:rPr>
+                <w:rFonts w:ascii="Calibri" w:hAnsi="Calibri" w:eastAsia="Calibri"/>
+                <w:b w:val="0"/>
+                <w:color w:val="2B2B2B"/>
+                <w:sz w:val="20"/>
+              </w:rPr>
+              <w:t>03_programables.sql</w:t>
+            </w:r>
+          </w:p>
+        </w:tc>
+        <w:tc>
+          <w:tcPr>
+            <w:tcW w:type="dxa" w:w="7056"/>
+          </w:tcPr>
+          <w:p>
+            <w:r/>
+            <w:r>
+              <w:rPr>
+                <w:rFonts w:ascii="Calibri" w:hAnsi="Calibri" w:eastAsia="Calibri"/>
+                <w:b w:val="0"/>
+                <w:color w:val="2B2B2B"/>
+                <w:sz w:val="20"/>
+              </w:rPr>
+              <w:t>Al menos 2 procedimientos, 1 función y 2 disparadores, cada uno con su caso de prueba.</w:t>
+            </w:r>
+          </w:p>
+        </w:tc>
+      </w:tr>
+      <w:tr>
+        <w:tc>
+          <w:tcPr>
+            <w:tcW w:type="dxa" w:w="2736"/>
+            <w:shd w:val="clear" w:fill="F2F2F2"/>
+          </w:tcPr>
+          <w:p>
+            <w:r/>
+            <w:r>
+              <w:rPr>
+                <w:rFonts w:ascii="Calibri" w:hAnsi="Calibri" w:eastAsia="Calibri"/>
+                <w:b w:val="0"/>
+                <w:color w:val="2B2B2B"/>
+                <w:sz w:val="20"/>
+              </w:rPr>
+              <w:t>04_optimizacion.sql</w:t>
+            </w:r>
+          </w:p>
+        </w:tc>
+        <w:tc>
+          <w:tcPr>
+            <w:tcW w:type="dxa" w:w="7056"/>
+            <w:shd w:val="clear" w:fill="F2F2F2"/>
+          </w:tcPr>
+          <w:p>
+            <w:r/>
+            <w:r>
+              <w:rPr>
+                <w:rFonts w:ascii="Calibri" w:hAnsi="Calibri" w:eastAsia="Calibri"/>
+                <w:b w:val="0"/>
+                <w:color w:val="2B2B2B"/>
+                <w:sz w:val="20"/>
+              </w:rPr>
+              <w:t>Al menos 2 consultas con su EXPLAIN antes y después, y el índice o la reescritura que las mejora.</w:t>
+            </w:r>
+          </w:p>
+        </w:tc>
+      </w:tr>
+      <w:tr>
+        <w:tc>
+          <w:tcPr>
+            <w:tcW w:type="dxa" w:w="2736"/>
           </w:tcPr>
           <w:p>
             <w:r/>
@@ -923,8 +1034,7 @@
         </w:tc>
         <w:tc>
           <w:tcPr>
-            <w:tcW w:type="dxa" w:w="7344"/>
-            <w:shd w:val="clear" w:fill="F2F2F2"/>
+            <w:tcW w:type="dxa" w:w="7056"/>
           </w:tcPr>
           <w:p>
             <w:r/>
@@ -935,7 +1045,7 @@
                 <w:color w:val="2B2B2B"/>
                 <w:sz w:val="20"/>
               </w:rPr>
-              <w:t>La ejecución de los scripts y de los casos de prueba, con la salida visible.</w:t>
+              <w:t>La salida de cada script y de cada caso de prueba.</w:t>
             </w:r>
           </w:p>
         </w:tc>
